--- a/client-documents/templates/Order Form (Schedule A).docx
+++ b/client-documents/templates/Order Form (Schedule A).docx
@@ -11,19 +11,62 @@
           <w:rFonts w:ascii="Space Grotesk" w:cs="Space Grotesk" w:eastAsia="Space Grotesk" w:hAnsi="Space Grotesk"/>
           <w:b/>
           <w:bCs/>
-          <w:color w:val="B23A2C"/>
-          <w:sz w:val="32"/>
-          <w:szCs w:val="32"/>
-        </w:rPr>
-        <w:t xml:space="preserve">LARDER</w:t>
-      </w:r>
-    </w:p>
-    <w:p>
-      <w:pPr>
-        <w:pBdr>
-          <w:bottom w:val="single" w:color="1F1B16" w:sz="6" w:space="6"/>
-        </w:pBdr>
-        <w:spacing w:after="240"/>
+          <w:color w:val="1F1B16"/>
+          <w:sz w:val="44"/>
+          <w:szCs w:val="44"/>
+        </w:rPr>
+        <w:t xml:space="preserve">Order Form</w:t>
+      </w:r>
+    </w:p>
+    <w:p>
+      <w:pPr>
+        <w:spacing w:after="200"/>
+      </w:pPr>
+      <w:r>
+        <w:rPr>
+          <w:rFonts w:ascii="IBM Plex Mono" w:cs="IBM Plex Mono" w:eastAsia="IBM Plex Mono" w:hAnsi="IBM Plex Mono"/>
+          <w:color w:val="7A5C43"/>
+          <w:sz w:val="18"/>
+          <w:szCs w:val="18"/>
+        </w:rPr>
+        <w:t xml:space="preserve">Schedule A to the Client Services Agreement</w:t>
+      </w:r>
+    </w:p>
+    <w:p>
+      <w:pPr>
+        <w:spacing w:after="260"/>
+      </w:pPr>
+      <w:r>
+        <w:rPr>
+          <w:rFonts w:ascii="Inter" w:cs="Inter" w:eastAsia="Inter" w:hAnsi="Inter"/>
+          <w:b w:val="false"/>
+          <w:bCs w:val="false"/>
+          <w:color w:val="1F1B16"/>
+          <w:sz w:val="21"/>
+          <w:szCs w:val="21"/>
+        </w:rPr>
+        <w:t xml:space="preserve">Schedule A to the Client Services Agreement between Larder and the Venue named below.</w:t>
+      </w:r>
+    </w:p>
+    <w:p>
+      <w:pPr>
+        <w:spacing w:after="100" w:before="260"/>
+      </w:pPr>
+      <w:r>
+        <w:rPr>
+          <w:rFonts w:ascii="Space Grotesk" w:cs="Space Grotesk" w:eastAsia="Space Grotesk" w:hAnsi="Space Grotesk"/>
+          <w:b/>
+          <w:bCs/>
+          <w:color w:val="1F1B16"/>
+          <w:sz w:val="24"/>
+          <w:szCs w:val="24"/>
+        </w:rPr>
+        <w:t xml:space="preserve">Venue details</w:t>
+      </w:r>
+    </w:p>
+    <w:p>
+      <w:pPr>
+        <w:spacing w:after="20" w:before="160"/>
       </w:pPr>
       <w:r>
         <w:rPr>
@@ -32,69 +75,24 @@
           <w:sz w:val="14"/>
           <w:szCs w:val="14"/>
         </w:rPr>
-        <w:t xml:space="preserve">YOUR SOPS, ALWAYS ON SHIFT</w:t>
-      </w:r>
-    </w:p>
-    <w:p>
-      <w:pPr>
+        <w:t xml:space="preserve">VENUE TRADING NAME</w:t>
+      </w:r>
+    </w:p>
+    <w:p>
+      <w:pPr>
+        <w:pBdr>
+          <w:bottom w:val="single" w:color="7A5C43" w:sz="4" w:space="4"/>
+        </w:pBdr>
         <w:spacing w:after="40"/>
       </w:pPr>
       <w:r>
         <w:rPr>
-          <w:rFonts w:ascii="Space Grotesk" w:cs="Space Grotesk" w:eastAsia="Space Grotesk" w:hAnsi="Space Grotesk"/>
-          <w:b/>
-          <w:bCs/>
-          <w:color w:val="1F1B16"/>
-          <w:sz w:val="44"/>
-          <w:szCs w:val="44"/>
-        </w:rPr>
-        <w:t xml:space="preserve">Order Form</w:t>
-      </w:r>
-    </w:p>
-    <w:p>
-      <w:pPr>
-        <w:spacing w:after="200"/>
-      </w:pPr>
-      <w:r>
-        <w:rPr>
-          <w:rFonts w:ascii="IBM Plex Mono" w:cs="IBM Plex Mono" w:eastAsia="IBM Plex Mono" w:hAnsi="IBM Plex Mono"/>
-          <w:color w:val="7A5C43"/>
-          <w:sz w:val="18"/>
-          <w:szCs w:val="18"/>
-        </w:rPr>
-        <w:t xml:space="preserve">Schedule A to the Client Services Agreement</w:t>
-      </w:r>
-    </w:p>
-    <w:p>
-      <w:pPr>
-        <w:spacing w:after="260"/>
-      </w:pPr>
-      <w:r>
-        <w:rPr>
-          <w:rFonts w:ascii="Inter" w:cs="Inter" w:eastAsia="Inter" w:hAnsi="Inter"/>
-          <w:b w:val="false"/>
-          <w:bCs w:val="false"/>
-          <w:color w:val="1F1B16"/>
-          <w:sz w:val="21"/>
-          <w:szCs w:val="21"/>
-        </w:rPr>
-        <w:t xml:space="preserve">Schedule A to the Client Services Agreement between Larder and the Venue named below.</w:t>
-      </w:r>
-    </w:p>
-    <w:p>
-      <w:pPr>
-        <w:spacing w:after="100" w:before="260"/>
-      </w:pPr>
-      <w:r>
-        <w:rPr>
-          <w:rFonts w:ascii="Space Grotesk" w:cs="Space Grotesk" w:eastAsia="Space Grotesk" w:hAnsi="Space Grotesk"/>
-          <w:b/>
-          <w:bCs/>
-          <w:color w:val="1F1B16"/>
-          <w:sz w:val="24"/>
-          <w:szCs w:val="24"/>
-        </w:rPr>
-        <w:t xml:space="preserve">Venue details</w:t>
+          <w:rFonts w:ascii="Inter" w:cs="Inter" w:eastAsia="Inter" w:hAnsi="Inter"/>
+          <w:color w:val="1F1B16"/>
+          <w:sz w:val="21"/>
+          <w:szCs w:val="21"/>
+        </w:rPr>
+        <w:t xml:space="preserve"> </w:t>
       </w:r>
     </w:p>
     <w:p>
@@ -108,7 +106,7 @@
           <w:sz w:val="14"/>
           <w:szCs w:val="14"/>
         </w:rPr>
-        <w:t xml:space="preserve">VENUE TRADING NAME</w:t>
+        <w:t xml:space="preserve">LEGAL / REGISTERED BUSINESS NAME</w:t>
       </w:r>
     </w:p>
     <w:p>
@@ -139,7 +137,7 @@
           <w:sz w:val="14"/>
           <w:szCs w:val="14"/>
         </w:rPr>
-        <w:t xml:space="preserve">LEGAL / REGISTERED BUSINESS NAME</w:t>
+        <w:t xml:space="preserve">ADDRESS</w:t>
       </w:r>
     </w:p>
     <w:p>
@@ -170,7 +168,7 @@
           <w:sz w:val="14"/>
           <w:szCs w:val="14"/>
         </w:rPr>
-        <w:t xml:space="preserve">ADDRESS</w:t>
+        <w:t xml:space="preserve">ABN</w:t>
       </w:r>
     </w:p>
     <w:p>
@@ -201,7 +199,7 @@
           <w:sz w:val="14"/>
           <w:szCs w:val="14"/>
         </w:rPr>
-        <w:t xml:space="preserve">ABN</w:t>
+        <w:t xml:space="preserve">PRIMARY CONTACT / OWNER</w:t>
       </w:r>
     </w:p>
     <w:p>
@@ -232,7 +230,7 @@
           <w:sz w:val="14"/>
           <w:szCs w:val="14"/>
         </w:rPr>
-        <w:t xml:space="preserve">PRIMARY CONTACT / OWNER</w:t>
+        <w:t xml:space="preserve">DATE</w:t>
       </w:r>
     </w:p>
     <w:p>
@@ -254,6 +252,168 @@
     </w:p>
     <w:p>
       <w:pPr>
+        <w:spacing w:after="100" w:before="260"/>
+      </w:pPr>
+      <w:r>
+        <w:rPr>
+          <w:rFonts w:ascii="Space Grotesk" w:cs="Space Grotesk" w:eastAsia="Space Grotesk" w:hAnsi="Space Grotesk"/>
+          <w:b/>
+          <w:bCs/>
+          <w:color w:val="1F1B16"/>
+          <w:sz w:val="24"/>
+          <w:szCs w:val="24"/>
+        </w:rPr>
+        <w:t xml:space="preserve">Pricing tier (select one)</w:t>
+      </w:r>
+    </w:p>
+    <w:p>
+      <w:pPr>
+        <w:spacing w:after="80"/>
+        <w:ind w:left="200"/>
+      </w:pPr>
+      <w:r>
+        <w:rPr>
+          <w:rFonts w:ascii="Inter" w:cs="Inter" w:eastAsia="Inter" w:hAnsi="Inter"/>
+          <w:color w:val="1F1B16"/>
+          <w:sz w:val="21"/>
+          <w:szCs w:val="21"/>
+        </w:rPr>
+        <w:t xml:space="preserve">☐  </w:t>
+      </w:r>
+      <w:r>
+        <w:rPr>
+          <w:rFonts w:ascii="Inter" w:cs="Inter" w:eastAsia="Inter" w:hAnsi="Inter"/>
+          <w:b w:val="false"/>
+          <w:bCs w:val="false"/>
+          <w:color w:val="1F1B16"/>
+          <w:sz w:val="21"/>
+          <w:szCs w:val="21"/>
+        </w:rPr>
+        <w:t xml:space="preserve">LDR-XS — Micro (1–5 staff) — $799 AUD</w:t>
+      </w:r>
+    </w:p>
+    <w:p>
+      <w:pPr>
+        <w:spacing w:after="80"/>
+        <w:ind w:left="200"/>
+      </w:pPr>
+      <w:r>
+        <w:rPr>
+          <w:rFonts w:ascii="Inter" w:cs="Inter" w:eastAsia="Inter" w:hAnsi="Inter"/>
+          <w:color w:val="1F1B16"/>
+          <w:sz w:val="21"/>
+          <w:szCs w:val="21"/>
+        </w:rPr>
+        <w:t xml:space="preserve">☐  </w:t>
+      </w:r>
+      <w:r>
+        <w:rPr>
+          <w:rFonts w:ascii="Inter" w:cs="Inter" w:eastAsia="Inter" w:hAnsi="Inter"/>
+          <w:b w:val="false"/>
+          <w:bCs w:val="false"/>
+          <w:color w:val="1F1B16"/>
+          <w:sz w:val="21"/>
+          <w:szCs w:val="21"/>
+        </w:rPr>
+        <w:t xml:space="preserve">LDR-S — Small (6–15 staff) — $1,299 AUD</w:t>
+      </w:r>
+    </w:p>
+    <w:p>
+      <w:pPr>
+        <w:spacing w:after="80"/>
+        <w:ind w:left="200"/>
+      </w:pPr>
+      <w:r>
+        <w:rPr>
+          <w:rFonts w:ascii="Inter" w:cs="Inter" w:eastAsia="Inter" w:hAnsi="Inter"/>
+          <w:color w:val="1F1B16"/>
+          <w:sz w:val="21"/>
+          <w:szCs w:val="21"/>
+        </w:rPr>
+        <w:t xml:space="preserve">☐  </w:t>
+      </w:r>
+      <w:r>
+        <w:rPr>
+          <w:rFonts w:ascii="Inter" w:cs="Inter" w:eastAsia="Inter" w:hAnsi="Inter"/>
+          <w:b w:val="false"/>
+          <w:bCs w:val="false"/>
+          <w:color w:val="1F1B16"/>
+          <w:sz w:val="21"/>
+          <w:szCs w:val="21"/>
+        </w:rPr>
+        <w:t xml:space="preserve">LDR-M — Medium (16–25 staff) — $1,999 AUD</w:t>
+      </w:r>
+    </w:p>
+    <w:p>
+      <w:pPr>
+        <w:spacing w:after="80"/>
+        <w:ind w:left="200"/>
+      </w:pPr>
+      <w:r>
+        <w:rPr>
+          <w:rFonts w:ascii="Inter" w:cs="Inter" w:eastAsia="Inter" w:hAnsi="Inter"/>
+          <w:color w:val="1F1B16"/>
+          <w:sz w:val="21"/>
+          <w:szCs w:val="21"/>
+        </w:rPr>
+        <w:t xml:space="preserve">☐  </w:t>
+      </w:r>
+      <w:r>
+        <w:rPr>
+          <w:rFonts w:ascii="Inter" w:cs="Inter" w:eastAsia="Inter" w:hAnsi="Inter"/>
+          <w:b w:val="false"/>
+          <w:bCs w:val="false"/>
+          <w:color w:val="1F1B16"/>
+          <w:sz w:val="21"/>
+          <w:szCs w:val="21"/>
+        </w:rPr>
+        <w:t xml:space="preserve">LDR-L — Large (26+ staff) — Custom quote: $___________</w:t>
+      </w:r>
+    </w:p>
+    <w:p>
+      <w:pPr>
+        <w:spacing w:after="80"/>
+        <w:ind w:left="200"/>
+      </w:pPr>
+      <w:r>
+        <w:rPr>
+          <w:rFonts w:ascii="Inter" w:cs="Inter" w:eastAsia="Inter" w:hAnsi="Inter"/>
+          <w:color w:val="1F1B16"/>
+          <w:sz w:val="21"/>
+          <w:szCs w:val="21"/>
+        </w:rPr>
+        <w:t xml:space="preserve">☐  </w:t>
+      </w:r>
+      <w:r>
+        <w:rPr>
+          <w:rFonts w:ascii="Inter" w:cs="Inter" w:eastAsia="Inter" w:hAnsi="Inter"/>
+          <w:b w:val="false"/>
+          <w:bCs w:val="false"/>
+          <w:color w:val="1F1B16"/>
+          <w:sz w:val="21"/>
+          <w:szCs w:val="21"/>
+        </w:rPr>
+        <w:t xml:space="preserve">Founder's rate (first-client discretionary) — $750 AUD</w:t>
+      </w:r>
+    </w:p>
+    <w:p>
+      <w:pPr>
+        <w:spacing w:after="100" w:before="260"/>
+      </w:pPr>
+      <w:r>
+        <w:rPr>
+          <w:rFonts w:ascii="Space Grotesk" w:cs="Space Grotesk" w:eastAsia="Space Grotesk" w:hAnsi="Space Grotesk"/>
+          <w:b/>
+          <w:bCs/>
+          <w:color w:val="1F1B16"/>
+          <w:sz w:val="24"/>
+          <w:szCs w:val="24"/>
+        </w:rPr>
+        <w:t xml:space="preserve">Fees</w:t>
+      </w:r>
+    </w:p>
+    <w:p>
+      <w:pPr>
         <w:spacing w:after="20" w:before="160"/>
       </w:pPr>
       <w:r>
@@ -263,7 +423,7 @@
           <w:sz w:val="14"/>
           <w:szCs w:val="14"/>
         </w:rPr>
-        <w:t xml:space="preserve">DATE</w:t>
+        <w:t xml:space="preserve">SETUP FEE</w:t>
       </w:r>
     </w:p>
     <w:p>
@@ -285,168 +445,6 @@
     </w:p>
     <w:p>
       <w:pPr>
-        <w:spacing w:after="100" w:before="260"/>
-      </w:pPr>
-      <w:r>
-        <w:rPr>
-          <w:rFonts w:ascii="Space Grotesk" w:cs="Space Grotesk" w:eastAsia="Space Grotesk" w:hAnsi="Space Grotesk"/>
-          <w:b/>
-          <w:bCs/>
-          <w:color w:val="1F1B16"/>
-          <w:sz w:val="24"/>
-          <w:szCs w:val="24"/>
-        </w:rPr>
-        <w:t xml:space="preserve">Pricing tier (select one)</w:t>
-      </w:r>
-    </w:p>
-    <w:p>
-      <w:pPr>
-        <w:spacing w:after="80"/>
-        <w:ind w:left="200"/>
-      </w:pPr>
-      <w:r>
-        <w:rPr>
-          <w:rFonts w:ascii="Inter" w:cs="Inter" w:eastAsia="Inter" w:hAnsi="Inter"/>
-          <w:color w:val="1F1B16"/>
-          <w:sz w:val="21"/>
-          <w:szCs w:val="21"/>
-        </w:rPr>
-        <w:t xml:space="preserve">☐  </w:t>
-      </w:r>
-      <w:r>
-        <w:rPr>
-          <w:rFonts w:ascii="Inter" w:cs="Inter" w:eastAsia="Inter" w:hAnsi="Inter"/>
-          <w:b w:val="false"/>
-          <w:bCs w:val="false"/>
-          <w:color w:val="1F1B16"/>
-          <w:sz w:val="21"/>
-          <w:szCs w:val="21"/>
-        </w:rPr>
-        <w:t xml:space="preserve">LDR-XS — Micro (1–5 staff) — $799 AUD</w:t>
-      </w:r>
-    </w:p>
-    <w:p>
-      <w:pPr>
-        <w:spacing w:after="80"/>
-        <w:ind w:left="200"/>
-      </w:pPr>
-      <w:r>
-        <w:rPr>
-          <w:rFonts w:ascii="Inter" w:cs="Inter" w:eastAsia="Inter" w:hAnsi="Inter"/>
-          <w:color w:val="1F1B16"/>
-          <w:sz w:val="21"/>
-          <w:szCs w:val="21"/>
-        </w:rPr>
-        <w:t xml:space="preserve">☐  </w:t>
-      </w:r>
-      <w:r>
-        <w:rPr>
-          <w:rFonts w:ascii="Inter" w:cs="Inter" w:eastAsia="Inter" w:hAnsi="Inter"/>
-          <w:b w:val="false"/>
-          <w:bCs w:val="false"/>
-          <w:color w:val="1F1B16"/>
-          <w:sz w:val="21"/>
-          <w:szCs w:val="21"/>
-        </w:rPr>
-        <w:t xml:space="preserve">LDR-S — Small (6–15 staff) — $1,299 AUD</w:t>
-      </w:r>
-    </w:p>
-    <w:p>
-      <w:pPr>
-        <w:spacing w:after="80"/>
-        <w:ind w:left="200"/>
-      </w:pPr>
-      <w:r>
-        <w:rPr>
-          <w:rFonts w:ascii="Inter" w:cs="Inter" w:eastAsia="Inter" w:hAnsi="Inter"/>
-          <w:color w:val="1F1B16"/>
-          <w:sz w:val="21"/>
-          <w:szCs w:val="21"/>
-        </w:rPr>
-        <w:t xml:space="preserve">☐  </w:t>
-      </w:r>
-      <w:r>
-        <w:rPr>
-          <w:rFonts w:ascii="Inter" w:cs="Inter" w:eastAsia="Inter" w:hAnsi="Inter"/>
-          <w:b w:val="false"/>
-          <w:bCs w:val="false"/>
-          <w:color w:val="1F1B16"/>
-          <w:sz w:val="21"/>
-          <w:szCs w:val="21"/>
-        </w:rPr>
-        <w:t xml:space="preserve">LDR-M — Medium (16–25 staff) — $1,999 AUD</w:t>
-      </w:r>
-    </w:p>
-    <w:p>
-      <w:pPr>
-        <w:spacing w:after="80"/>
-        <w:ind w:left="200"/>
-      </w:pPr>
-      <w:r>
-        <w:rPr>
-          <w:rFonts w:ascii="Inter" w:cs="Inter" w:eastAsia="Inter" w:hAnsi="Inter"/>
-          <w:color w:val="1F1B16"/>
-          <w:sz w:val="21"/>
-          <w:szCs w:val="21"/>
-        </w:rPr>
-        <w:t xml:space="preserve">☐  </w:t>
-      </w:r>
-      <w:r>
-        <w:rPr>
-          <w:rFonts w:ascii="Inter" w:cs="Inter" w:eastAsia="Inter" w:hAnsi="Inter"/>
-          <w:b w:val="false"/>
-          <w:bCs w:val="false"/>
-          <w:color w:val="1F1B16"/>
-          <w:sz w:val="21"/>
-          <w:szCs w:val="21"/>
-        </w:rPr>
-        <w:t xml:space="preserve">LDR-L — Large (26+ staff) — Custom quote: $___________</w:t>
-      </w:r>
-    </w:p>
-    <w:p>
-      <w:pPr>
-        <w:spacing w:after="80"/>
-        <w:ind w:left="200"/>
-      </w:pPr>
-      <w:r>
-        <w:rPr>
-          <w:rFonts w:ascii="Inter" w:cs="Inter" w:eastAsia="Inter" w:hAnsi="Inter"/>
-          <w:color w:val="1F1B16"/>
-          <w:sz w:val="21"/>
-          <w:szCs w:val="21"/>
-        </w:rPr>
-        <w:t xml:space="preserve">☐  </w:t>
-      </w:r>
-      <w:r>
-        <w:rPr>
-          <w:rFonts w:ascii="Inter" w:cs="Inter" w:eastAsia="Inter" w:hAnsi="Inter"/>
-          <w:b w:val="false"/>
-          <w:bCs w:val="false"/>
-          <w:color w:val="1F1B16"/>
-          <w:sz w:val="21"/>
-          <w:szCs w:val="21"/>
-        </w:rPr>
-        <w:t xml:space="preserve">Founder's rate (first-client discretionary) — $750 AUD</w:t>
-      </w:r>
-    </w:p>
-    <w:p>
-      <w:pPr>
-        <w:spacing w:after="100" w:before="260"/>
-      </w:pPr>
-      <w:r>
-        <w:rPr>
-          <w:rFonts w:ascii="Space Grotesk" w:cs="Space Grotesk" w:eastAsia="Space Grotesk" w:hAnsi="Space Grotesk"/>
-          <w:b/>
-          <w:bCs/>
-          <w:color w:val="1F1B16"/>
-          <w:sz w:val="24"/>
-          <w:szCs w:val="24"/>
-        </w:rPr>
-        <w:t xml:space="preserve">Fees</w:t>
-      </w:r>
-    </w:p>
-    <w:p>
-      <w:pPr>
         <w:spacing w:after="20" w:before="160"/>
       </w:pPr>
       <w:r>
@@ -456,7 +454,7 @@
           <w:sz w:val="14"/>
           <w:szCs w:val="14"/>
         </w:rPr>
-        <w:t xml:space="preserve">SETUP FEE</w:t>
+        <w:t xml:space="preserve">SOP GENERATION ADD-ON (IF ANY)</w:t>
       </w:r>
     </w:p>
     <w:p>
@@ -478,6 +476,21 @@
     </w:p>
     <w:p>
       <w:pPr>
+        <w:pBdr>
+          <w:bottom w:val="single" w:color="7A5C43" w:sz="4" w:space="4"/>
+        </w:pBdr>
+        <w:spacing w:after="200" w:before="200"/>
+      </w:pPr>
+      <w:r>
+        <w:rPr>
+          <w:sz w:val="2"/>
+          <w:szCs w:val="2"/>
+        </w:rPr>
+        <w:t xml:space="preserve"/>
+      </w:r>
+    </w:p>
+    <w:p>
+      <w:pPr>
         <w:spacing w:after="20" w:before="160"/>
       </w:pPr>
       <w:r>
@@ -487,7 +500,7 @@
           <w:sz w:val="14"/>
           <w:szCs w:val="14"/>
         </w:rPr>
-        <w:t xml:space="preserve">SOP GENERATION ADD-ON (IF ANY)</w:t>
+        <w:t xml:space="preserve">SIGNED FOR THE VENUE</w:t>
       </w:r>
     </w:p>
     <w:p>
@@ -495,7 +508,7 @@
         <w:pBdr>
           <w:bottom w:val="single" w:color="7A5C43" w:sz="4" w:space="4"/>
         </w:pBdr>
-        <w:spacing w:after="40"/>
+        <w:spacing w:after="200"/>
       </w:pPr>
       <w:r>
         <w:rPr>
@@ -505,21 +518,6 @@
           <w:szCs w:val="21"/>
         </w:rPr>
         <w:t xml:space="preserve"> </w:t>
-      </w:r>
-    </w:p>
-    <w:p>
-      <w:pPr>
-        <w:pBdr>
-          <w:bottom w:val="single" w:color="7A5C43" w:sz="4" w:space="4"/>
-        </w:pBdr>
-        <w:spacing w:after="200" w:before="200"/>
-      </w:pPr>
-      <w:r>
-        <w:rPr>
-          <w:sz w:val="2"/>
-          <w:szCs w:val="2"/>
-        </w:rPr>
-        <w:t xml:space="preserve"/>
       </w:r>
     </w:p>
     <w:p>
@@ -533,7 +531,7 @@
           <w:sz w:val="14"/>
           <w:szCs w:val="14"/>
         </w:rPr>
-        <w:t xml:space="preserve">SIGNED FOR THE VENUE</w:t>
+        <w:t xml:space="preserve">SIGNED FOR LARDER</w:t>
       </w:r>
     </w:p>
     <w:p>
@@ -553,41 +551,11 @@
         <w:t xml:space="preserve"> </w:t>
       </w:r>
     </w:p>
-    <w:p>
-      <w:pPr>
-        <w:spacing w:after="20" w:before="160"/>
-      </w:pPr>
-      <w:r>
-        <w:rPr>
-          <w:rFonts w:ascii="IBM Plex Mono" w:cs="IBM Plex Mono" w:eastAsia="IBM Plex Mono" w:hAnsi="IBM Plex Mono"/>
-          <w:color w:val="7A5C43"/>
-          <w:sz w:val="14"/>
-          <w:szCs w:val="14"/>
-        </w:rPr>
-        <w:t xml:space="preserve">SIGNED FOR LARDER</w:t>
-      </w:r>
-    </w:p>
-    <w:p>
-      <w:pPr>
-        <w:pBdr>
-          <w:bottom w:val="single" w:color="7A5C43" w:sz="4" w:space="4"/>
-        </w:pBdr>
-        <w:spacing w:after="200"/>
-      </w:pPr>
-      <w:r>
-        <w:rPr>
-          <w:rFonts w:ascii="Inter" w:cs="Inter" w:eastAsia="Inter" w:hAnsi="Inter"/>
-          <w:color w:val="1F1B16"/>
-          <w:sz w:val="21"/>
-          <w:szCs w:val="21"/>
-        </w:rPr>
-        <w:t xml:space="preserve"> </w:t>
-      </w:r>
-    </w:p>
     <w:sectPr>
-      <w:footerReference w:type="default" r:id="rId7"/>
+      <w:headerReference w:type="default" r:id="rId7"/>
+      <w:footerReference w:type="default" r:id="rId8"/>
       <w:pgSz w:w="11906" w:h="16838" w:orient="portrait"/>
-      <w:pgMar w:top="1418" w:right="1418" w:bottom="1418" w:left="1418" w:header="708" w:footer="708" w:gutter="0"/>
+      <w:pgMar w:top="2350" w:right="1418" w:bottom="1550" w:left="1418" w:header="320" w:footer="320" w:gutter="0"/>
       <w:pgNumType/>
       <w:docGrid w:linePitch="360"/>
     </w:sectPr>
@@ -640,11 +608,53 @@
 <w:ftr xmlns:wpc="http://schemas.microsoft.com/office/word/2010/wordprocessingCanvas" xmlns:mc="http://schemas.openxmlformats.org/markup-compatibility/2006" xmlns:o="urn:schemas-microsoft-com:office:office" xmlns:r="http://schemas.openxmlformats.org/officeDocument/2006/relationships" xmlns:m="http://schemas.openxmlformats.org/officeDocument/2006/math" xmlns:v="urn:schemas-microsoft-com:vml" xmlns:wp14="http://schemas.microsoft.com/office/word/2010/wordprocessingDrawing" xmlns:wp="http://schemas.openxmlformats.org/drawingml/2006/wordprocessingDrawing" xmlns:w10="urn:schemas-microsoft-com:office:word" xmlns:w="http://schemas.openxmlformats.org/wordprocessingml/2006/main" xmlns:w14="http://schemas.microsoft.com/office/word/2010/wordml" xmlns:w15="http://schemas.microsoft.com/office/word/2012/wordml" xmlns:wpg="http://schemas.microsoft.com/office/word/2010/wordprocessingGroup" xmlns:wpi="http://schemas.microsoft.com/office/word/2010/wordprocessingInk" xmlns:wne="http://schemas.microsoft.com/office/word/2006/wordml" xmlns:wps="http://schemas.microsoft.com/office/word/2010/wordprocessingShape">
   <w:p>
     <w:pPr>
-      <w:pBdr>
-        <w:top w:val="single" w:color="7A5C43" w:sz="4" w:space="6"/>
-      </w:pBdr>
+      <w:spacing w:after="60"/>
+    </w:pPr>
+    <w:r>
+      <w:drawing>
+        <wp:inline distT="0" distB="0" distL="0" distR="0">
+          <wp:extent cx="5762625" cy="209550"/>
+          <wp:effectExtent t="0" r="0" b="0" l="0"/>
+          <wp:docPr id="1" name="" descr="" title=""/>
+          <wp:cNvGraphicFramePr>
+            <a:graphicFrameLocks xmlns:a="http://schemas.openxmlformats.org/drawingml/2006/main" noChangeAspect="1"/>
+          </wp:cNvGraphicFramePr>
+          <a:graphic xmlns:a="http://schemas.openxmlformats.org/drawingml/2006/main">
+            <a:graphicData uri="http://schemas.openxmlformats.org/drawingml/2006/picture">
+              <pic:pic xmlns:pic="http://schemas.openxmlformats.org/drawingml/2006/picture">
+                <pic:nvPicPr>
+                  <pic:cNvPr id="0" name="" descr=""/>
+                  <pic:cNvPicPr>
+                    <a:picLocks noChangeAspect="1" noChangeArrowheads="1"/>
+                  </pic:cNvPicPr>
+                </pic:nvPicPr>
+                <pic:blipFill>
+                  <a:blip r:embed="rId0" cstate="none"/>
+                  <a:srcRect/>
+                  <a:stretch>
+                    <a:fillRect/>
+                  </a:stretch>
+                </pic:blipFill>
+                <pic:spPr bwMode="auto">
+                  <a:xfrm>
+                    <a:off x="0" y="0"/>
+                    <a:ext cx="5762625" cy="209550"/>
+                  </a:xfrm>
+                  <a:prstGeom prst="rect">
+                    <a:avLst/>
+                  </a:prstGeom>
+                </pic:spPr>
+              </pic:pic>
+            </a:graphicData>
+          </a:graphic>
+        </wp:inline>
+      </w:drawing>
+    </w:r>
+  </w:p>
+  <w:p>
+    <w:pPr>
       <w:tabs>
-        <w:tab w:val="right" w:pos="9638"/>
+        <w:tab w:val="right" w:pos="9070"/>
       </w:tabs>
     </w:pPr>
     <w:r>
@@ -747,6 +757,56 @@
 </w:footnotes>
 </file>
 
+<file path=word/header1.xml><?xml version="1.0" encoding="utf-8"?>
+<w:hdr xmlns:wpc="http://schemas.microsoft.com/office/word/2010/wordprocessingCanvas" xmlns:mc="http://schemas.openxmlformats.org/markup-compatibility/2006" xmlns:o="urn:schemas-microsoft-com:office:office" xmlns:r="http://schemas.openxmlformats.org/officeDocument/2006/relationships" xmlns:m="http://schemas.openxmlformats.org/officeDocument/2006/math" xmlns:v="urn:schemas-microsoft-com:vml" xmlns:wp14="http://schemas.microsoft.com/office/word/2010/wordprocessingDrawing" xmlns:wp="http://schemas.openxmlformats.org/drawingml/2006/wordprocessingDrawing" xmlns:w10="urn:schemas-microsoft-com:office:word" xmlns:w="http://schemas.openxmlformats.org/wordprocessingml/2006/main" xmlns:w14="http://schemas.microsoft.com/office/word/2010/wordml" xmlns:w15="http://schemas.microsoft.com/office/word/2012/wordml" xmlns:wpg="http://schemas.microsoft.com/office/word/2010/wordprocessingGroup" xmlns:wpi="http://schemas.microsoft.com/office/word/2010/wordprocessingInk" xmlns:wne="http://schemas.microsoft.com/office/word/2006/wordml" xmlns:wps="http://schemas.microsoft.com/office/word/2010/wordprocessingShape" xmlns:cx="http://schemas.microsoft.com/office/drawing/2014/chartex" xmlns:cx1="http://schemas.microsoft.com/office/drawing/2015/9/8/chartex" xmlns:cx2="http://schemas.microsoft.com/office/drawing/2015/10/21/chartex" xmlns:cx3="http://schemas.microsoft.com/office/drawing/2016/5/9/chartex" xmlns:cx4="http://schemas.microsoft.com/office/drawing/2016/5/10/chartex" xmlns:cx5="http://schemas.microsoft.com/office/drawing/2016/5/11/chartex" xmlns:cx6="http://schemas.microsoft.com/office/drawing/2016/5/12/chartex" xmlns:cx7="http://schemas.microsoft.com/office/drawing/2016/5/13/chartex" xmlns:cx8="http://schemas.microsoft.com/office/drawing/2016/5/14/chartex" xmlns:w16cid="http://schemas.microsoft.com/office/word/2016/wordml/cid" xmlns:w16se="http://schemas.microsoft.com/office/word/2015/wordml/symex">
+  <w:p>
+    <w:pPr>
+      <w:spacing w:after="0"/>
+    </w:pPr>
+    <w:r>
+      <w:drawing>
+        <wp:inline distT="0" distB="0" distL="0" distR="0">
+          <wp:extent cx="5762625" cy="1162050"/>
+          <wp:effectExtent t="0" r="0" b="0" l="0"/>
+          <wp:docPr id="1" name="" descr="" title=""/>
+          <wp:cNvGraphicFramePr>
+            <a:graphicFrameLocks xmlns:a="http://schemas.openxmlformats.org/drawingml/2006/main" noChangeAspect="1"/>
+          </wp:cNvGraphicFramePr>
+          <a:graphic xmlns:a="http://schemas.openxmlformats.org/drawingml/2006/main">
+            <a:graphicData uri="http://schemas.openxmlformats.org/drawingml/2006/picture">
+              <pic:pic xmlns:pic="http://schemas.openxmlformats.org/drawingml/2006/picture">
+                <pic:nvPicPr>
+                  <pic:cNvPr id="0" name="" descr=""/>
+                  <pic:cNvPicPr>
+                    <a:picLocks noChangeAspect="1" noChangeArrowheads="1"/>
+                  </pic:cNvPicPr>
+                </pic:nvPicPr>
+                <pic:blipFill>
+                  <a:blip r:embed="rId0" cstate="none"/>
+                  <a:srcRect/>
+                  <a:stretch>
+                    <a:fillRect/>
+                  </a:stretch>
+                </pic:blipFill>
+                <pic:spPr bwMode="auto">
+                  <a:xfrm>
+                    <a:off x="0" y="0"/>
+                    <a:ext cx="5762625" cy="1162050"/>
+                  </a:xfrm>
+                  <a:prstGeom prst="rect">
+                    <a:avLst/>
+                  </a:prstGeom>
+                </pic:spPr>
+              </pic:pic>
+            </a:graphicData>
+          </a:graphic>
+        </wp:inline>
+      </w:drawing>
+    </w:r>
+  </w:p>
+</w:hdr>
+</file>
+
 <file path=word/numbering.xml><?xml version="1.0" encoding="utf-8"?>
 <w:numbering xmlns:wpc="http://schemas.microsoft.com/office/word/2010/wordprocessingCanvas" xmlns:mc="http://schemas.openxmlformats.org/markup-compatibility/2006" xmlns:o="urn:schemas-microsoft-com:office:office" xmlns:r="http://schemas.openxmlformats.org/officeDocument/2006/relationships" xmlns:m="http://schemas.openxmlformats.org/officeDocument/2006/math" xmlns:v="urn:schemas-microsoft-com:vml" xmlns:wp14="http://schemas.microsoft.com/office/word/2010/wordprocessingDrawing" xmlns:wp="http://schemas.openxmlformats.org/drawingml/2006/wordprocessingDrawing" xmlns:w10="urn:schemas-microsoft-com:office:word" xmlns:w="http://schemas.openxmlformats.org/wordprocessingml/2006/main" xmlns:w14="http://schemas.microsoft.com/office/word/2010/wordml" xmlns:w15="http://schemas.microsoft.com/office/word/2012/wordml" xmlns:wpg="http://schemas.microsoft.com/office/word/2010/wordprocessingGroup" xmlns:wpi="http://schemas.microsoft.com/office/word/2010/wordprocessingInk" xmlns:wne="http://schemas.microsoft.com/office/word/2006/wordml" xmlns:wps="http://schemas.microsoft.com/office/word/2010/wordprocessingShape" mc:Ignorable="w14 w15 wp14">
   <w:abstractNum w:abstractNumId="1" w15:restartNumberingAfterBreak="0">
